--- a/Lab 02 Group 2.docx
+++ b/Lab 02 Group 2.docx
@@ -1,10 +1,10 @@
 
 <file path=word/document.xml><?xml version="1.0" encoding="utf-8"?>
-<w:document xmlns:mc="http://schemas.openxmlformats.org/markup-compatibility/2006" xmlns:o="urn:schemas-microsoft-com:office:office" xmlns:r="http://schemas.openxmlformats.org/officeDocument/2006/relationships" xmlns:m="http://schemas.openxmlformats.org/officeDocument/2006/math" xmlns:v="urn:schemas-microsoft-com:vml" xmlns:wp="http://schemas.openxmlformats.org/drawingml/2006/wordprocessingDrawing" xmlns:w10="urn:schemas-microsoft-com:office:word" xmlns:w="http://schemas.openxmlformats.org/wordprocessingml/2006/main" xmlns:wne="http://schemas.microsoft.com/office/word/2006/wordml" xmlns:sl="http://schemas.openxmlformats.org/schemaLibrary/2006/main" xmlns:a="http://schemas.openxmlformats.org/drawingml/2006/main" xmlns:pic="http://schemas.openxmlformats.org/drawingml/2006/picture" xmlns:c="http://schemas.openxmlformats.org/drawingml/2006/chart" xmlns:lc="http://schemas.openxmlformats.org/drawingml/2006/lockedCanvas" xmlns:dgm="http://schemas.openxmlformats.org/drawingml/2006/diagram" xmlns:wps="http://schemas.microsoft.com/office/word/2010/wordprocessingShape" xmlns:wpg="http://schemas.microsoft.com/office/word/2010/wordprocessingGroup" xmlns:w14="http://schemas.microsoft.com/office/word/2010/wordml" xmlns:w15="http://schemas.microsoft.com/office/word/2012/wordml" xmlns:w16="http://schemas.microsoft.com/office/word/2018/wordml" xmlns:w16cex="http://schemas.microsoft.com/office/word/2018/wordml/cex" xmlns:w16cid="http://schemas.microsoft.com/office/word/2016/wordml/cid" xmlns="http://schemas.microsoft.com/office/tasks/2019/documenttasks" xmlns:cr="http://schemas.microsoft.com/office/comments/2020/reactions">
+<w:document xmlns:wp14="http://schemas.microsoft.com/office/word/2010/wordprocessingDrawing" xmlns:mc="http://schemas.openxmlformats.org/markup-compatibility/2006" xmlns:o="urn:schemas-microsoft-com:office:office" xmlns:r="http://schemas.openxmlformats.org/officeDocument/2006/relationships" xmlns:m="http://schemas.openxmlformats.org/officeDocument/2006/math" xmlns:v="urn:schemas-microsoft-com:vml" xmlns:wp="http://schemas.openxmlformats.org/drawingml/2006/wordprocessingDrawing" xmlns:w10="urn:schemas-microsoft-com:office:word" xmlns:w="http://schemas.openxmlformats.org/wordprocessingml/2006/main" xmlns:wne="http://schemas.microsoft.com/office/word/2006/wordml" xmlns:sl="http://schemas.openxmlformats.org/schemaLibrary/2006/main" xmlns:a="http://schemas.openxmlformats.org/drawingml/2006/main" xmlns:pic="http://schemas.openxmlformats.org/drawingml/2006/picture" xmlns:c="http://schemas.openxmlformats.org/drawingml/2006/chart" xmlns:lc="http://schemas.openxmlformats.org/drawingml/2006/lockedCanvas" xmlns:dgm="http://schemas.openxmlformats.org/drawingml/2006/diagram" xmlns:wps="http://schemas.microsoft.com/office/word/2010/wordprocessingShape" xmlns:wpg="http://schemas.microsoft.com/office/word/2010/wordprocessingGroup" xmlns:w14="http://schemas.microsoft.com/office/word/2010/wordml" xmlns:w15="http://schemas.microsoft.com/office/word/2012/wordml" xmlns:w16="http://schemas.microsoft.com/office/word/2018/wordml" xmlns:w16cex="http://schemas.microsoft.com/office/word/2018/wordml/cex" xmlns:w16cid="http://schemas.microsoft.com/office/word/2016/wordml/cid" xmlns="http://schemas.microsoft.com/office/tasks/2019/documenttasks" xmlns:cr="http://schemas.microsoft.com/office/comments/2020/reactions" mc:Ignorable="wp14">
   <w:body>
-    <w:p>
-      <w:pPr>
-        <w:spacing w:after="240" w:before="180" w:lineRule="auto"/>
+    <w:p xmlns:wp14="http://schemas.microsoft.com/office/word/2010/wordml" wp14:textId="77777777">
+      <w:pPr>
+        <w:spacing w:before="180" w:after="240" w:lineRule="auto"/>
         <w:ind w:left="0" w:firstLine="0"/>
         <w:rPr/>
       </w:pPr>
@@ -15,9 +15,9 @@
         <w:t xml:space="preserve">Group 2: Evan Brisbin, Minh Quan Tran</w:t>
       </w:r>
     </w:p>
-    <w:p>
-      <w:pPr>
-        <w:spacing w:after="240" w:before="180" w:lineRule="auto"/>
+    <w:p xmlns:wp14="http://schemas.microsoft.com/office/word/2010/wordml" wp14:textId="77777777">
+      <w:pPr>
+        <w:spacing w:before="180" w:after="240" w:lineRule="auto"/>
         <w:ind w:left="0" w:firstLine="0"/>
         <w:rPr/>
       </w:pPr>
@@ -28,9 +28,9 @@
         <w:t xml:space="preserve">CSCI 414 Platform-Based Development</w:t>
       </w:r>
     </w:p>
-    <w:p>
-      <w:pPr>
-        <w:spacing w:after="240" w:before="180" w:lineRule="auto"/>
+    <w:p xmlns:wp14="http://schemas.microsoft.com/office/word/2010/wordml" wp14:textId="77777777">
+      <w:pPr>
+        <w:spacing w:before="180" w:after="240" w:lineRule="auto"/>
         <w:ind w:left="0" w:firstLine="0"/>
         <w:rPr/>
       </w:pPr>
@@ -41,9 +41,9 @@
         <w:t xml:space="preserve">Lab 02: TCP Sockets &amp; Flow Control</w:t>
       </w:r>
     </w:p>
-    <w:p>
-      <w:pPr>
-        <w:spacing w:after="240" w:before="180" w:lineRule="auto"/>
+    <w:p xmlns:wp14="http://schemas.microsoft.com/office/word/2010/wordml" wp14:textId="77777777">
+      <w:pPr>
+        <w:spacing w:before="180" w:after="240" w:lineRule="auto"/>
         <w:ind w:left="0" w:firstLine="0"/>
         <w:rPr/>
       </w:pPr>
@@ -53,9 +53,9 @@
         </w:rPr>
       </w:r>
     </w:p>
-    <w:p>
-      <w:pPr>
-        <w:spacing w:after="240" w:before="180" w:lineRule="auto"/>
+    <w:p xmlns:wp14="http://schemas.microsoft.com/office/word/2010/wordml" wp14:textId="77777777">
+      <w:pPr>
+        <w:spacing w:before="180" w:after="240" w:lineRule="auto"/>
         <w:ind w:left="0" w:firstLine="0"/>
         <w:rPr/>
       </w:pPr>
@@ -66,13 +66,13 @@
         <w:t xml:space="preserve">Task 2:</w:t>
       </w:r>
     </w:p>
-    <w:p>
+    <w:p xmlns:wp14="http://schemas.microsoft.com/office/word/2010/wordml" wp14:textId="77777777">
       <w:pPr>
         <w:numPr>
           <w:ilvl w:val="0"/>
           <w:numId w:val="2"/>
         </w:numPr>
-        <w:spacing w:after="240" w:before="180" w:lineRule="auto"/>
+        <w:spacing w:before="180" w:after="240" w:lineRule="auto"/>
         <w:ind w:left="720" w:hanging="360"/>
         <w:rPr>
           <w:u w:val="none"/>
@@ -85,11 +85,11 @@
         <w:t xml:space="preserve">Handshake Trace: Record ISN, relative sequence numbers, and initial window advertisements for SYN and SYN-ACK.</w:t>
       </w:r>
     </w:p>
-    <w:p>
+    <w:p xmlns:wp14="http://schemas.microsoft.com/office/word/2010/wordml" wp14:textId="77777777">
       <w:pPr>
         <w:keepLines w:val="0"/>
         <w:widowControl w:val="1"/>
-        <w:spacing w:after="240" w:before="180" w:line="276" w:lineRule="auto"/>
+        <w:spacing w:before="180" w:after="240" w:line="276" w:lineRule="auto"/>
         <w:ind w:left="720" w:firstLine="0"/>
         <w:rPr/>
       </w:pPr>
@@ -100,7 +100,7 @@
         <w:t xml:space="preserve">We got the following fields for the first SYN packet:</w:t>
       </w:r>
     </w:p>
-    <w:p>
+    <w:p xmlns:wp14="http://schemas.microsoft.com/office/word/2010/wordml" wp14:textId="77777777">
       <w:pPr>
         <w:keepLines w:val="0"/>
         <w:widowControl w:val="1"/>
@@ -108,20 +108,21 @@
           <w:ilvl w:val="0"/>
           <w:numId w:val="3"/>
         </w:numPr>
-        <w:spacing w:after="0" w:afterAutospacing="0" w:before="180" w:line="276" w:lineRule="auto"/>
+        <w:spacing w:before="180" w:after="0" w:afterAutospacing="off" w:line="276" w:lineRule="auto"/>
         <w:ind w:left="1440" w:hanging="360"/>
         <w:rPr>
           <w:u w:val="none"/>
-        </w:rPr>
-      </w:pPr>
-      <w:r>
-        <w:rPr>
-          <w:rtl w:val="0"/>
-        </w:rPr>
-        <w:t xml:space="preserve">Sequence Number: 0    (relative sequence number)</w:t>
-      </w:r>
-    </w:p>
-    <w:p>
+          <w:lang w:val="en-US"/>
+        </w:rPr>
+      </w:pPr>
+      <w:r>
+        <w:rPr>
+          <w:lang w:val="en-US"/>
+        </w:rPr>
+        <w:t>Sequence Number: 0    (relative sequence number)</w:t>
+      </w:r>
+    </w:p>
+    <w:p xmlns:wp14="http://schemas.microsoft.com/office/word/2010/wordml" wp14:textId="77777777">
       <w:pPr>
         <w:keepLines w:val="0"/>
         <w:widowControl w:val="1"/>
@@ -129,7 +130,7 @@
           <w:ilvl w:val="0"/>
           <w:numId w:val="3"/>
         </w:numPr>
-        <w:spacing w:after="0" w:afterAutospacing="0" w:before="0" w:beforeAutospacing="0" w:line="276" w:lineRule="auto"/>
+        <w:spacing w:before="0" w:beforeAutospacing="0" w:after="0" w:afterAutospacing="0" w:line="276" w:lineRule="auto"/>
         <w:ind w:left="1440" w:hanging="360"/>
         <w:rPr>
           <w:u w:val="none"/>
@@ -142,7 +143,7 @@
         <w:t xml:space="preserve">Sequence Number (raw): 992947609</w:t>
       </w:r>
     </w:p>
-    <w:p>
+    <w:p xmlns:wp14="http://schemas.microsoft.com/office/word/2010/wordml" wp14:textId="77777777">
       <w:pPr>
         <w:keepLines w:val="0"/>
         <w:widowControl w:val="1"/>
@@ -150,7 +151,7 @@
           <w:ilvl w:val="0"/>
           <w:numId w:val="3"/>
         </w:numPr>
-        <w:spacing w:after="240" w:before="0" w:beforeAutospacing="0" w:line="276" w:lineRule="auto"/>
+        <w:spacing w:before="0" w:beforeAutospacing="0" w:after="240" w:line="276" w:lineRule="auto"/>
         <w:ind w:left="1440" w:hanging="360"/>
         <w:rPr>
           <w:u w:val="none"/>
@@ -163,20 +164,20 @@
         <w:t xml:space="preserve">Window: 3</w:t>
       </w:r>
     </w:p>
-    <w:p>
+    <w:p xmlns:wp14="http://schemas.microsoft.com/office/word/2010/wordml" wp14:textId="77777777">
       <w:pPr>
         <w:keepLines w:val="0"/>
         <w:widowControl w:val="1"/>
-        <w:spacing w:after="240" w:before="180" w:line="276" w:lineRule="auto"/>
+        <w:spacing w:before="180" w:after="240" w:line="276" w:lineRule="auto"/>
         <w:ind w:left="0" w:firstLine="720"/>
         <w:rPr/>
       </w:pPr>
       <w:r>
         <w:rPr/>
         <w:drawing>
-          <wp:inline distB="114300" distT="114300" distL="114300" distR="114300">
+          <wp:inline xmlns:wp14="http://schemas.microsoft.com/office/word/2010/wordprocessingDrawing" distT="114300" distB="114300" distL="114300" distR="114300" wp14:anchorId="352D9A14" wp14:editId="7777777">
             <wp:extent cx="5014913" cy="2764631"/>
-            <wp:effectExtent b="0" l="0" r="0" t="0"/>
+            <wp:effectExtent l="0" t="0" r="0" b="0"/>
             <wp:docPr id="6" name="image2.png"/>
             <a:graphic>
               <a:graphicData uri="http://schemas.openxmlformats.org/drawingml/2006/picture">
@@ -187,7 +188,7 @@
                   </pic:nvPicPr>
                   <pic:blipFill>
                     <a:blip r:embed="rId6"/>
-                    <a:srcRect b="0" l="0" r="0" t="0"/>
+                    <a:srcRect l="0" t="0" r="0" b="0"/>
                     <a:stretch>
                       <a:fillRect/>
                     </a:stretch>
@@ -212,11 +213,11 @@
         </w:rPr>
       </w:r>
     </w:p>
-    <w:p>
+    <w:p xmlns:wp14="http://schemas.microsoft.com/office/word/2010/wordml" wp14:textId="77777777">
       <w:pPr>
         <w:keepLines w:val="0"/>
         <w:widowControl w:val="1"/>
-        <w:spacing w:after="240" w:before="180" w:line="276" w:lineRule="auto"/>
+        <w:spacing w:before="180" w:after="240" w:line="276" w:lineRule="auto"/>
         <w:ind w:left="720" w:firstLine="0"/>
         <w:rPr/>
       </w:pPr>
@@ -227,7 +228,7 @@
         <w:t xml:space="preserve">Also, we were able to obtain the following field for the first SYN-ACK packet:</w:t>
       </w:r>
     </w:p>
-    <w:p>
+    <w:p xmlns:wp14="http://schemas.microsoft.com/office/word/2010/wordml" wp14:textId="77777777">
       <w:pPr>
         <w:keepLines w:val="0"/>
         <w:widowControl w:val="1"/>
@@ -235,20 +236,21 @@
           <w:ilvl w:val="0"/>
           <w:numId w:val="1"/>
         </w:numPr>
-        <w:spacing w:after="0" w:afterAutospacing="0" w:before="180" w:line="276" w:lineRule="auto"/>
+        <w:spacing w:before="180" w:after="0" w:afterAutospacing="off" w:line="276" w:lineRule="auto"/>
         <w:ind w:left="1440" w:hanging="360"/>
         <w:rPr>
           <w:u w:val="none"/>
-        </w:rPr>
-      </w:pPr>
-      <w:r>
-        <w:rPr>
-          <w:rtl w:val="0"/>
-        </w:rPr>
-        <w:t xml:space="preserve">Sequence Number: 0    (relative sequence number)</w:t>
-      </w:r>
-    </w:p>
-    <w:p>
+          <w:lang w:val="en-US"/>
+        </w:rPr>
+      </w:pPr>
+      <w:r>
+        <w:rPr>
+          <w:lang w:val="en-US"/>
+        </w:rPr>
+        <w:t>Sequence Number: 0    (relative sequence number)</w:t>
+      </w:r>
+    </w:p>
+    <w:p xmlns:wp14="http://schemas.microsoft.com/office/word/2010/wordml" wp14:textId="77777777">
       <w:pPr>
         <w:keepLines w:val="0"/>
         <w:widowControl w:val="1"/>
@@ -256,7 +258,7 @@
           <w:ilvl w:val="0"/>
           <w:numId w:val="1"/>
         </w:numPr>
-        <w:spacing w:after="0" w:afterAutospacing="0" w:before="0" w:beforeAutospacing="0" w:line="276" w:lineRule="auto"/>
+        <w:spacing w:before="0" w:beforeAutospacing="0" w:after="0" w:afterAutospacing="0" w:line="276" w:lineRule="auto"/>
         <w:ind w:left="1440" w:hanging="360"/>
         <w:rPr>
           <w:u w:val="none"/>
@@ -269,7 +271,7 @@
         <w:t xml:space="preserve">Sequence Number (raw): 2008480766</w:t>
       </w:r>
     </w:p>
-    <w:p>
+    <w:p xmlns:wp14="http://schemas.microsoft.com/office/word/2010/wordml" wp14:textId="77777777">
       <w:pPr>
         <w:keepLines w:val="0"/>
         <w:widowControl w:val="1"/>
@@ -277,7 +279,7 @@
           <w:ilvl w:val="0"/>
           <w:numId w:val="1"/>
         </w:numPr>
-        <w:spacing w:after="240" w:before="0" w:beforeAutospacing="0" w:line="276" w:lineRule="auto"/>
+        <w:spacing w:before="0" w:beforeAutospacing="0" w:after="240" w:line="276" w:lineRule="auto"/>
         <w:ind w:left="1440" w:hanging="360"/>
         <w:rPr>
           <w:u w:val="none"/>
@@ -290,18 +292,18 @@
         <w:t xml:space="preserve">Window: 4</w:t>
       </w:r>
     </w:p>
-    <w:p>
-      <w:pPr>
-        <w:spacing w:after="240" w:before="180" w:lineRule="auto"/>
+    <w:p xmlns:wp14="http://schemas.microsoft.com/office/word/2010/wordml" wp14:textId="77777777">
+      <w:pPr>
+        <w:spacing w:before="180" w:after="240" w:lineRule="auto"/>
         <w:ind w:left="0" w:firstLine="720"/>
         <w:rPr/>
       </w:pPr>
       <w:r>
         <w:rPr/>
         <w:drawing>
-          <wp:inline distB="114300" distT="114300" distL="114300" distR="114300">
+          <wp:inline xmlns:wp14="http://schemas.microsoft.com/office/word/2010/wordprocessingDrawing" distT="114300" distB="114300" distL="114300" distR="114300" wp14:anchorId="7BB2970A" wp14:editId="7777777">
             <wp:extent cx="5016537" cy="2757488"/>
-            <wp:effectExtent b="0" l="0" r="0" t="0"/>
+            <wp:effectExtent l="0" t="0" r="0" b="0"/>
             <wp:docPr id="4" name="image6.png"/>
             <a:graphic>
               <a:graphicData uri="http://schemas.openxmlformats.org/drawingml/2006/picture">
@@ -312,7 +314,7 @@
                   </pic:nvPicPr>
                   <pic:blipFill>
                     <a:blip r:embed="rId7"/>
-                    <a:srcRect b="0" l="0" r="0" t="0"/>
+                    <a:srcRect l="0" t="0" r="0" b="0"/>
                     <a:stretch>
                       <a:fillRect/>
                     </a:stretch>
@@ -337,9 +339,9 @@
         </w:rPr>
       </w:r>
     </w:p>
-    <w:p>
-      <w:pPr>
-        <w:spacing w:after="240" w:before="180" w:lineRule="auto"/>
+    <w:p xmlns:wp14="http://schemas.microsoft.com/office/word/2010/wordml" wp14:textId="77777777">
+      <w:pPr>
+        <w:spacing w:before="180" w:after="240" w:lineRule="auto"/>
         <w:ind w:left="720" w:firstLine="0"/>
         <w:rPr/>
       </w:pPr>
@@ -349,13 +351,13 @@
         </w:rPr>
       </w:r>
     </w:p>
-    <w:p>
+    <w:p xmlns:wp14="http://schemas.microsoft.com/office/word/2010/wordml" wp14:textId="77777777">
       <w:pPr>
         <w:numPr>
           <w:ilvl w:val="0"/>
           <w:numId w:val="2"/>
         </w:numPr>
-        <w:spacing w:after="240" w:before="180" w:lineRule="auto"/>
+        <w:spacing w:before="180" w:after="240" w:lineRule="auto"/>
         <w:ind w:left="720" w:hanging="360"/>
         <w:rPr>
           <w:u w:val="none"/>
@@ -368,31 +370,30 @@
         <w:t xml:space="preserve">Data Stream Math: Verify that receiver Ack matches sender Seq + Payload Length + (SYN/FIN cost).</w:t>
       </w:r>
     </w:p>
-    <w:p>
-      <w:pPr>
-        <w:spacing w:after="240" w:before="180" w:lineRule="auto"/>
+    <w:p xmlns:wp14="http://schemas.microsoft.com/office/word/2010/wordml" wp14:textId="77777777">
+      <w:pPr>
+        <w:spacing w:before="180" w:after="240" w:lineRule="auto"/>
         <w:ind w:left="720" w:firstLine="0"/>
-        <w:rPr/>
-      </w:pPr>
-      <w:r>
-        <w:rPr>
-          <w:rtl w:val="0"/>
-        </w:rPr>
-        <w:t xml:space="preserve">Yes, we have the Alice-to-Bob FIN capture with Seq = 13 and Ack = 6. Ack = 6 represents the 5 bytes “Hello” reply from Bob, starting at sequence 1, so 1 + 5 = 6.</w:t>
-      </w:r>
-    </w:p>
-    <w:p>
-      <w:pPr>
-        <w:spacing w:after="240" w:before="180" w:lineRule="auto"/>
+      </w:pPr>
+      <w:r>
+        <w:rPr>
+          <w:lang w:val="en-US"/>
+        </w:rPr>
+        <w:t>Yes, we have the Alice-to-Bob FIN capture with Seq = 13 and Ack = 6. Ack = 6 represents the 5 bytes “Hello” reply from Bob, starting at sequence 1, so 1 + 5 = 6.</w:t>
+      </w:r>
+    </w:p>
+    <w:p xmlns:wp14="http://schemas.microsoft.com/office/word/2010/wordml" wp14:textId="77777777">
+      <w:pPr>
+        <w:spacing w:before="180" w:after="240" w:lineRule="auto"/>
         <w:ind w:left="720" w:firstLine="0"/>
         <w:rPr/>
       </w:pPr>
       <w:r>
         <w:rPr/>
         <w:drawing>
-          <wp:inline distB="114300" distT="114300" distL="114300" distR="114300">
+          <wp:inline xmlns:wp14="http://schemas.microsoft.com/office/word/2010/wordprocessingDrawing" distT="114300" distB="114300" distL="114300" distR="114300" wp14:anchorId="701360FB" wp14:editId="7777777">
             <wp:extent cx="5014913" cy="3335238"/>
-            <wp:effectExtent b="0" l="0" r="0" t="0"/>
+            <wp:effectExtent l="0" t="0" r="0" b="0"/>
             <wp:docPr id="2" name="image4.png"/>
             <a:graphic>
               <a:graphicData uri="http://schemas.openxmlformats.org/drawingml/2006/picture">
@@ -403,7 +404,7 @@
                   </pic:nvPicPr>
                   <pic:blipFill>
                     <a:blip r:embed="rId8"/>
-                    <a:srcRect b="0" l="0" r="0" t="0"/>
+                    <a:srcRect l="0" t="0" r="0" b="0"/>
                     <a:stretch>
                       <a:fillRect/>
                     </a:stretch>
@@ -428,31 +429,30 @@
         </w:rPr>
       </w:r>
     </w:p>
-    <w:p>
-      <w:pPr>
-        <w:spacing w:after="240" w:before="180" w:lineRule="auto"/>
+    <w:p xmlns:wp14="http://schemas.microsoft.com/office/word/2010/wordml" wp14:textId="77777777">
+      <w:pPr>
+        <w:spacing w:before="180" w:after="240" w:lineRule="auto"/>
         <w:ind w:left="720" w:firstLine="0"/>
-        <w:rPr/>
-      </w:pPr>
-      <w:r>
-        <w:rPr>
-          <w:rtl w:val="0"/>
-        </w:rPr>
-        <w:t xml:space="preserve">Also, when we examine the Bob-to-Alice FIN capture, we see Seq = 6 and Ack = 14. Ack = 14 in this case represents the consumption of sequence number 13, which is the 12-byte “Goodmorning” message from Alice starting from sequence 1.</w:t>
-      </w:r>
-    </w:p>
-    <w:p>
-      <w:pPr>
-        <w:spacing w:after="240" w:before="180" w:lineRule="auto"/>
+      </w:pPr>
+      <w:r>
+        <w:rPr>
+          <w:lang w:val="en-US"/>
+        </w:rPr>
+        <w:t>Also, when we examine the Bob-to-Alice FIN capture, we see Seq = 6 and Ack = 14. Ack = 14 in this case represents the consumption of sequence number 13, which is the 12-byte “Goodmorning” message from Alice starting from sequence 1.</w:t>
+      </w:r>
+    </w:p>
+    <w:p xmlns:wp14="http://schemas.microsoft.com/office/word/2010/wordml" wp14:textId="77777777">
+      <w:pPr>
+        <w:spacing w:before="180" w:after="240" w:lineRule="auto"/>
         <w:ind w:left="720" w:firstLine="0"/>
         <w:rPr/>
       </w:pPr>
       <w:r>
         <w:rPr/>
         <w:drawing>
-          <wp:inline distB="114300" distT="114300" distL="114300" distR="114300">
+          <wp:inline xmlns:wp14="http://schemas.microsoft.com/office/word/2010/wordprocessingDrawing" distT="114300" distB="114300" distL="114300" distR="114300" wp14:anchorId="40ADCA56" wp14:editId="7777777">
             <wp:extent cx="5005388" cy="3328904"/>
-            <wp:effectExtent b="0" l="0" r="0" t="0"/>
+            <wp:effectExtent l="0" t="0" r="0" b="0"/>
             <wp:docPr id="5" name="image1.png"/>
             <a:graphic>
               <a:graphicData uri="http://schemas.openxmlformats.org/drawingml/2006/picture">
@@ -463,7 +463,7 @@
                   </pic:nvPicPr>
                   <pic:blipFill>
                     <a:blip r:embed="rId9"/>
-                    <a:srcRect b="0" l="0" r="0" t="0"/>
+                    <a:srcRect l="0" t="0" r="0" b="0"/>
                     <a:stretch>
                       <a:fillRect/>
                     </a:stretch>
@@ -488,9 +488,9 @@
         </w:rPr>
       </w:r>
     </w:p>
-    <w:p>
-      <w:pPr>
-        <w:spacing w:after="240" w:before="180" w:lineRule="auto"/>
+    <w:p xmlns:wp14="http://schemas.microsoft.com/office/word/2010/wordml" wp14:textId="77777777">
+      <w:pPr>
+        <w:spacing w:before="180" w:after="240" w:lineRule="auto"/>
         <w:ind w:left="720" w:firstLine="0"/>
         <w:rPr/>
       </w:pPr>
@@ -500,13 +500,13 @@
         </w:rPr>
       </w:r>
     </w:p>
-    <w:p>
+    <w:p xmlns:wp14="http://schemas.microsoft.com/office/word/2010/wordml" wp14:textId="77777777">
       <w:pPr>
         <w:numPr>
           <w:ilvl w:val="0"/>
           <w:numId w:val="2"/>
         </w:numPr>
-        <w:spacing w:after="240" w:before="180" w:lineRule="auto"/>
+        <w:spacing w:before="180" w:after="240" w:lineRule="auto"/>
         <w:ind w:left="720" w:hanging="360"/>
         <w:rPr>
           <w:u w:val="none"/>
@@ -519,9 +519,9 @@
         <w:t xml:space="preserve">Piggybacking Inspection: Confirm whether data was carried within ACK and FIN flag segments</w:t>
       </w:r>
     </w:p>
-    <w:p>
-      <w:pPr>
-        <w:spacing w:after="240" w:before="180" w:lineRule="auto"/>
+    <w:p xmlns:wp14="http://schemas.microsoft.com/office/word/2010/wordml" wp14:textId="77777777">
+      <w:pPr>
+        <w:spacing w:before="180" w:after="240" w:lineRule="auto"/>
         <w:ind w:left="720" w:firstLine="0"/>
         <w:rPr/>
       </w:pPr>
@@ -532,9 +532,9 @@
         <w:t xml:space="preserve">When examining the packets, ACK was set, but since the TCP segment length is 0, the packet did not carry an application payload.</w:t>
       </w:r>
     </w:p>
-    <w:p>
-      <w:pPr>
-        <w:spacing w:after="240" w:before="180" w:lineRule="auto"/>
+    <w:p xmlns:wp14="http://schemas.microsoft.com/office/word/2010/wordml" wp14:textId="77777777">
+      <w:pPr>
+        <w:spacing w:before="180" w:after="240" w:lineRule="auto"/>
         <w:ind w:left="720" w:firstLine="0"/>
         <w:rPr/>
       </w:pPr>
@@ -547,9 +547,9 @@
       <w:r>
         <w:rPr/>
         <w:drawing>
-          <wp:inline distB="114300" distT="114300" distL="114300" distR="114300">
+          <wp:inline xmlns:wp14="http://schemas.microsoft.com/office/word/2010/wordprocessingDrawing" distT="114300" distB="114300" distL="114300" distR="114300" wp14:anchorId="76947A7F" wp14:editId="7777777">
             <wp:extent cx="5005388" cy="3336925"/>
-            <wp:effectExtent b="0" l="0" r="0" t="0"/>
+            <wp:effectExtent l="0" t="0" r="0" b="0"/>
             <wp:docPr id="1" name="image5.png"/>
             <a:graphic>
               <a:graphicData uri="http://schemas.openxmlformats.org/drawingml/2006/picture">
@@ -560,7 +560,7 @@
                   </pic:nvPicPr>
                   <pic:blipFill>
                     <a:blip r:embed="rId10"/>
-                    <a:srcRect b="0" l="0" r="0" t="0"/>
+                    <a:srcRect l="0" t="0" r="0" b="0"/>
                     <a:stretch>
                       <a:fillRect/>
                     </a:stretch>
@@ -585,18 +585,18 @@
         </w:rPr>
       </w:r>
     </w:p>
-    <w:p>
-      <w:pPr>
-        <w:spacing w:after="240" w:before="180" w:lineRule="auto"/>
+    <w:p xmlns:wp14="http://schemas.microsoft.com/office/word/2010/wordml" wp14:textId="77777777">
+      <w:pPr>
+        <w:spacing w:before="180" w:after="240" w:lineRule="auto"/>
         <w:ind w:left="720" w:firstLine="0"/>
         <w:rPr/>
       </w:pPr>
       <w:r>
         <w:rPr/>
         <w:drawing>
-          <wp:inline distB="114300" distT="114300" distL="114300" distR="114300">
+          <wp:inline xmlns:wp14="http://schemas.microsoft.com/office/word/2010/wordprocessingDrawing" distT="114300" distB="114300" distL="114300" distR="114300" wp14:anchorId="14676388" wp14:editId="7777777">
             <wp:extent cx="5010370" cy="3300099"/>
-            <wp:effectExtent b="0" l="0" r="0" t="0"/>
+            <wp:effectExtent l="0" t="0" r="0" b="0"/>
             <wp:docPr id="3" name="image3.png"/>
             <a:graphic>
               <a:graphicData uri="http://schemas.openxmlformats.org/drawingml/2006/picture">
@@ -607,7 +607,7 @@
                   </pic:nvPicPr>
                   <pic:blipFill>
                     <a:blip r:embed="rId11"/>
-                    <a:srcRect b="0" l="0" r="0" t="0"/>
+                    <a:srcRect l="0" t="0" r="0" b="0"/>
                     <a:stretch>
                       <a:fillRect/>
                     </a:stretch>
@@ -632,35 +632,334 @@
         </w:rPr>
       </w:r>
     </w:p>
+    <w:p xmlns:wp14="http://schemas.microsoft.com/office/word/2010/wordml" wp14:textId="77777777">
+      <w:pPr>
+        <w:spacing w:before="180" w:after="240" w:lineRule="auto"/>
+        <w:ind w:left="720" w:firstLine="0"/>
+        <w:rPr/>
+      </w:pPr>
+      <w:r>
+        <w:rPr>
+          <w:rtl w:val="0"/>
+        </w:rPr>
+      </w:r>
+    </w:p>
+    <w:p xmlns:wp14="http://schemas.microsoft.com/office/word/2010/wordml" wp14:textId="77777777">
+      <w:pPr>
+        <w:spacing w:before="180" w:after="240" w:lineRule="auto"/>
+        <w:ind w:left="720" w:firstLine="0"/>
+      </w:pPr>
+      <w:r>
+        <w:rPr/>
+        <w:t>Task 3:</w:t>
+      </w:r>
+    </w:p>
     <w:p>
       <w:pPr>
-        <w:spacing w:after="240" w:before="180" w:lineRule="auto"/>
+        <w:spacing w:before="0" w:beforeAutospacing="off" w:after="240" w:afterAutospacing="off"/>
+      </w:pPr>
+      <w:r>
+        <w:rPr>
+          <w:rFonts w:ascii="Arial" w:hAnsi="Arial" w:eastAsia="Arial" w:cs="Arial"/>
+          <w:noProof w:val="0"/>
+          <w:sz w:val="22"/>
+          <w:szCs w:val="22"/>
+          <w:lang w:val="en-US"/>
+        </w:rPr>
+        <w:t>The limitations imposed by the receiver window (</w:t>
+      </w:r>
+      <m:oMathPara xmlns:m="http://schemas.openxmlformats.org/officeDocument/2006/math">
+        <m:oMath xmlns:m="http://schemas.openxmlformats.org/officeDocument/2006/math">
+          <m:sSub xmlns:m="http://schemas.openxmlformats.org/officeDocument/2006/math">
+            <m:sSubPr>
+              <m:ctrlPr/>
+            </m:sSubPr>
+            <m:e>
+              <m:r>
+                <m:t>𝑊</m:t>
+              </m:r>
+            </m:e>
+            <m:sub>
+              <m:r>
+                <m:t>𝑟𝑐𝑣</m:t>
+              </m:r>
+            </m:sub>
+          </m:sSub>
+          <m:r xmlns:m="http://schemas.openxmlformats.org/officeDocument/2006/math">
+            <m:t xmlns:m="http://schemas.openxmlformats.org/officeDocument/2006/math">=3 </m:t>
+          </m:r>
+          <m:r xmlns:m="http://schemas.openxmlformats.org/officeDocument/2006/math">
+            <m:t xmlns:m="http://schemas.openxmlformats.org/officeDocument/2006/math">𝑎𝑛𝑑</m:t>
+          </m:r>
+          <m:r xmlns:m="http://schemas.openxmlformats.org/officeDocument/2006/math">
+            <m:t xmlns:m="http://schemas.openxmlformats.org/officeDocument/2006/math"> </m:t>
+          </m:r>
+          <m:r xmlns:m="http://schemas.openxmlformats.org/officeDocument/2006/math">
+            <m:t xmlns:m="http://schemas.openxmlformats.org/officeDocument/2006/math">𝑊</m:t>
+          </m:r>
+          <m:r xmlns:m="http://schemas.openxmlformats.org/officeDocument/2006/math">
+            <m:t xmlns:m="http://schemas.openxmlformats.org/officeDocument/2006/math"> = 4</m:t>
+          </m:r>
+        </m:oMath>
+      </m:oMathPara>
+      <w:r>
+        <w:rPr>
+          <w:rFonts w:ascii="Arial" w:hAnsi="Arial" w:eastAsia="Arial" w:cs="Arial"/>
+          <w:noProof w:val="0"/>
+          <w:sz w:val="22"/>
+          <w:szCs w:val="22"/>
+          <w:lang w:val="en-US"/>
+        </w:rPr>
+        <w:t>) restricted the amount of un</w:t>
+      </w:r>
+      <w:r>
+        <w:rPr>
+          <w:rFonts w:ascii="Arial" w:hAnsi="Arial" w:eastAsia="Arial" w:cs="Arial"/>
+          <w:noProof w:val="0"/>
+          <w:sz w:val="22"/>
+          <w:szCs w:val="22"/>
+          <w:lang w:val="en-US"/>
+        </w:rPr>
+        <w:t xml:space="preserve">acknowledged </w:t>
+      </w:r>
+      <w:r>
+        <w:rPr>
+          <w:rFonts w:ascii="Arial" w:hAnsi="Arial" w:eastAsia="Arial" w:cs="Arial"/>
+          <w:noProof w:val="0"/>
+          <w:sz w:val="22"/>
+          <w:szCs w:val="22"/>
+          <w:lang w:val="en-US"/>
+        </w:rPr>
+        <w:t xml:space="preserve">data </w:t>
+      </w:r>
+      <w:r>
+        <w:rPr>
+          <w:rFonts w:ascii="Arial" w:hAnsi="Arial" w:eastAsia="Arial" w:cs="Arial"/>
+          <w:noProof w:val="0"/>
+          <w:sz w:val="22"/>
+          <w:szCs w:val="22"/>
+          <w:lang w:val="en-US"/>
+        </w:rPr>
+        <w:t xml:space="preserve">that Alice could </w:t>
+      </w:r>
+      <w:r>
+        <w:rPr>
+          <w:rFonts w:ascii="Arial" w:hAnsi="Arial" w:eastAsia="Arial" w:cs="Arial"/>
+          <w:noProof w:val="0"/>
+          <w:sz w:val="22"/>
+          <w:szCs w:val="22"/>
+          <w:lang w:val="en-US"/>
+        </w:rPr>
+        <w:t>transmit</w:t>
+      </w:r>
+      <w:r>
+        <w:rPr>
+          <w:rFonts w:ascii="Arial" w:hAnsi="Arial" w:eastAsia="Arial" w:cs="Arial"/>
+          <w:noProof w:val="0"/>
+          <w:sz w:val="22"/>
+          <w:szCs w:val="22"/>
+          <w:lang w:val="en-US"/>
+        </w:rPr>
+        <w:t xml:space="preserve">. As a result, the 12-byte payload had to be divided into a number of smaller batches for sending and sending </w:t>
+      </w:r>
+      <w:r>
+        <w:rPr>
+          <w:rFonts w:ascii="Arial" w:hAnsi="Arial" w:eastAsia="Arial" w:cs="Arial"/>
+          <w:noProof w:val="0"/>
+          <w:sz w:val="22"/>
+          <w:szCs w:val="22"/>
+          <w:lang w:val="en-US"/>
+        </w:rPr>
+        <w:t>the connectivity</w:t>
+      </w:r>
+      <w:r>
+        <w:rPr>
+          <w:rFonts w:ascii="Arial" w:hAnsi="Arial" w:eastAsia="Arial" w:cs="Arial"/>
+          <w:noProof w:val="0"/>
+          <w:sz w:val="22"/>
+          <w:szCs w:val="22"/>
+          <w:lang w:val="en-US"/>
+        </w:rPr>
+        <w:t xml:space="preserve"> updates. Alice was not able to overlap the final data package containing the word “</w:t>
+      </w:r>
+      <w:r>
+        <w:rPr>
+          <w:rFonts w:ascii="Arial" w:hAnsi="Arial" w:eastAsia="Arial" w:cs="Arial"/>
+          <w:noProof w:val="0"/>
+          <w:sz w:val="22"/>
+          <w:szCs w:val="22"/>
+          <w:lang w:val="en-US"/>
+        </w:rPr>
+        <w:t>ning</w:t>
+      </w:r>
+      <w:r>
+        <w:rPr>
+          <w:rFonts w:ascii="Arial" w:hAnsi="Arial" w:eastAsia="Arial" w:cs="Arial"/>
+          <w:noProof w:val="0"/>
+          <w:sz w:val="22"/>
+          <w:szCs w:val="22"/>
+          <w:lang w:val="en-US"/>
+        </w:rPr>
+        <w:t xml:space="preserve">” (packet 8) with the indication of the connection close status, because </w:t>
+      </w:r>
+      <w:r>
+        <w:rPr>
+          <w:rFonts w:ascii="Arial" w:hAnsi="Arial" w:eastAsia="Arial" w:cs="Arial"/>
+          <w:noProof w:val="0"/>
+          <w:sz w:val="22"/>
+          <w:szCs w:val="22"/>
+          <w:lang w:val="en-US"/>
+        </w:rPr>
+        <w:t>the data transmission and the socket shutdown are handled as separate operations, and one happens before the other</w:t>
+      </w:r>
+      <w:r>
+        <w:rPr>
+          <w:rFonts w:ascii="Arial" w:hAnsi="Arial" w:eastAsia="Arial" w:cs="Arial"/>
+          <w:noProof w:val="0"/>
+          <w:sz w:val="22"/>
+          <w:szCs w:val="22"/>
+          <w:lang w:val="en-US"/>
+        </w:rPr>
+        <w:t xml:space="preserve">. </w:t>
+      </w:r>
+      <w:r>
+        <w:rPr>
+          <w:rFonts w:ascii="Arial" w:hAnsi="Arial" w:eastAsia="Arial" w:cs="Arial"/>
+          <w:noProof w:val="0"/>
+          <w:sz w:val="22"/>
+          <w:szCs w:val="22"/>
+          <w:lang w:val="en-US"/>
+        </w:rPr>
+        <w:t>In the process of running</w:t>
+      </w:r>
+      <w:r>
+        <w:rPr>
+          <w:rFonts w:ascii="Arial" w:hAnsi="Arial" w:eastAsia="Arial" w:cs="Arial"/>
+          <w:noProof w:val="0"/>
+          <w:sz w:val="22"/>
+          <w:szCs w:val="22"/>
+          <w:lang w:val="en-US"/>
+        </w:rPr>
+        <w:t xml:space="preserve"> the </w:t>
+      </w:r>
+      <w:r>
+        <w:rPr>
+          <w:rFonts w:ascii="Arial" w:hAnsi="Arial" w:eastAsia="Arial" w:cs="Arial"/>
+          <w:noProof w:val="0"/>
+          <w:sz w:val="22"/>
+          <w:szCs w:val="22"/>
+          <w:lang w:val="en-US"/>
+        </w:rPr>
+        <w:t>python</w:t>
+      </w:r>
+      <w:r>
+        <w:rPr>
+          <w:rFonts w:ascii="Arial" w:hAnsi="Arial" w:eastAsia="Arial" w:cs="Arial"/>
+          <w:noProof w:val="0"/>
+          <w:sz w:val="22"/>
+          <w:szCs w:val="22"/>
+          <w:lang w:val="en-US"/>
+        </w:rPr>
+        <w:t xml:space="preserve"> program, </w:t>
+      </w:r>
+      <w:r>
+        <w:rPr>
+          <w:rFonts w:ascii="Courier New" w:hAnsi="Courier New" w:eastAsia="Courier New" w:cs="Courier New"/>
+          <w:noProof/>
+          <w:sz w:val="22"/>
+          <w:szCs w:val="22"/>
+          <w:lang w:val="en-US"/>
+        </w:rPr>
+        <w:t>sendall()</w:t>
+      </w:r>
+      <w:r>
+        <w:rPr>
+          <w:rFonts w:ascii="Arial" w:hAnsi="Arial" w:eastAsia="Arial" w:cs="Arial"/>
+          <w:noProof w:val="0"/>
+          <w:sz w:val="22"/>
+          <w:szCs w:val="22"/>
+          <w:lang w:val="en-US"/>
+        </w:rPr>
+        <w:t xml:space="preserve"> allows sending of the data being simultaneously sent, while </w:t>
+      </w:r>
+      <w:r>
+        <w:rPr>
+          <w:rFonts w:ascii="Courier New" w:hAnsi="Courier New" w:eastAsia="Courier New" w:cs="Courier New"/>
+          <w:noProof/>
+          <w:sz w:val="22"/>
+          <w:szCs w:val="22"/>
+          <w:lang w:val="en-US"/>
+        </w:rPr>
+        <w:t>socket.shutdown(socket.SHUT_WR)</w:t>
+      </w:r>
+      <w:r>
+        <w:rPr>
+          <w:rFonts w:ascii="Arial" w:hAnsi="Arial" w:eastAsia="Arial" w:cs="Arial"/>
+          <w:noProof w:val="0"/>
+          <w:sz w:val="22"/>
+          <w:szCs w:val="22"/>
+          <w:lang w:val="en-US"/>
+        </w:rPr>
+        <w:t xml:space="preserve"> sends the FIN f</w:t>
+      </w:r>
+      <w:r>
+        <w:rPr>
+          <w:rFonts w:ascii="Arial" w:hAnsi="Arial" w:eastAsia="Arial" w:cs="Arial"/>
+          <w:noProof w:val="0"/>
+          <w:sz w:val="22"/>
+          <w:szCs w:val="22"/>
+          <w:lang w:val="en-US"/>
+        </w:rPr>
+        <w:t>lag</w:t>
+      </w:r>
+      <w:r>
+        <w:rPr>
+          <w:rFonts w:ascii="Arial" w:hAnsi="Arial" w:eastAsia="Arial" w:cs="Arial"/>
+          <w:noProof w:val="0"/>
+          <w:sz w:val="22"/>
+          <w:szCs w:val="22"/>
+          <w:lang w:val="en-US"/>
+        </w:rPr>
+        <w:t xml:space="preserve"> only after data sending has been </w:t>
+      </w:r>
+      <w:r>
+        <w:rPr>
+          <w:rFonts w:ascii="Arial" w:hAnsi="Arial" w:eastAsia="Arial" w:cs="Arial"/>
+          <w:noProof w:val="0"/>
+          <w:sz w:val="22"/>
+          <w:szCs w:val="22"/>
+          <w:lang w:val="en-US"/>
+        </w:rPr>
+        <w:t>accomplished</w:t>
+      </w:r>
+      <w:r>
+        <w:rPr>
+          <w:rFonts w:ascii="Arial" w:hAnsi="Arial" w:eastAsia="Arial" w:cs="Arial"/>
+          <w:noProof w:val="0"/>
+          <w:sz w:val="22"/>
+          <w:szCs w:val="22"/>
+          <w:lang w:val="en-US"/>
+        </w:rPr>
+        <w:t>.</w:t>
+      </w:r>
+    </w:p>
+    <w:p>
+      <w:pPr>
+        <w:spacing w:before="180" w:after="240"/>
         <w:ind w:left="720" w:firstLine="0"/>
-        <w:rPr/>
-      </w:pPr>
-      <w:r>
-        <w:rPr>
-          <w:rtl w:val="0"/>
-        </w:rPr>
-      </w:r>
-    </w:p>
-    <w:p>
-      <w:pPr>
-        <w:spacing w:after="240" w:before="180" w:lineRule="auto"/>
-        <w:ind w:left="720" w:firstLine="0"/>
-        <w:rPr/>
-      </w:pPr>
-      <w:r>
-        <w:rPr>
-          <w:rtl w:val="0"/>
-        </w:rPr>
-        <w:t xml:space="preserve">Task 3:</w:t>
-      </w:r>
+        <w:rPr>
+          <w:rFonts w:ascii="Arial" w:hAnsi="Arial" w:eastAsia="Arial" w:cs="Arial"/>
+          <w:noProof w:val="0"/>
+          <w:rtl w:val="0"/>
+          <w:lang w:val="en-US"/>
+        </w:rPr>
+      </w:pPr>
     </w:p>
     <w:sectPr>
-      <w:pgSz w:h="15840" w:w="12240" w:orient="portrait"/>
-      <w:pgMar w:bottom="1440" w:top="1440" w:left="1440" w:right="1440" w:header="720" w:footer="720"/>
+      <w:pgSz w:w="12240" w:h="15840" w:orient="portrait"/>
+      <w:pgMar w:top="1440" w:right="1440" w:bottom="1440" w:left="1440" w:header="720" w:footer="720"/>
       <w:pgNumType w:start="1"/>
+      <w:cols w:num="1"/>
     </w:sectPr>
   </w:body>
 </w:document>
@@ -777,6 +1076,7 @@
         <w:u w:val="none"/>
       </w:rPr>
     </w:lvl>
+    <w:nsid w:val="14e05374"/>
   </w:abstractNum>
   <w:abstractNum w:abstractNumId="2">
     <w:lvl w:ilvl="0">
@@ -887,6 +1187,7 @@
         <w:u w:val="none"/>
       </w:rPr>
     </w:lvl>
+    <w:nsid w:val="4cb9b045"/>
   </w:abstractNum>
   <w:abstractNum w:abstractNumId="3">
     <w:lvl w:ilvl="0">
@@ -997,6 +1298,7 @@
         <w:u w:val="none"/>
       </w:rPr>
     </w:lvl>
+    <w:nsid w:val="7c65c88"/>
   </w:abstractNum>
   <w:num w:numId="1">
     <w:abstractNumId w:val="1"/>
@@ -1011,11 +1313,11 @@
 </file>
 
 <file path=word/styles.xml><?xml version="1.0" encoding="utf-8"?>
-<w:styles xmlns:mc="http://schemas.openxmlformats.org/markup-compatibility/2006" xmlns:o="urn:schemas-microsoft-com:office:office" xmlns:r="http://schemas.openxmlformats.org/officeDocument/2006/relationships" xmlns:m="http://schemas.openxmlformats.org/officeDocument/2006/math" xmlns:v="urn:schemas-microsoft-com:vml" xmlns:wp="http://schemas.openxmlformats.org/drawingml/2006/wordprocessingDrawing" xmlns:w10="urn:schemas-microsoft-com:office:word" xmlns:w="http://schemas.openxmlformats.org/wordprocessingml/2006/main" xmlns:wne="http://schemas.microsoft.com/office/word/2006/wordml" xmlns:sl="http://schemas.openxmlformats.org/schemaLibrary/2006/main" xmlns:a="http://schemas.openxmlformats.org/drawingml/2006/main" xmlns:pic="http://schemas.openxmlformats.org/drawingml/2006/picture" xmlns:c="http://schemas.openxmlformats.org/drawingml/2006/chart" xmlns:lc="http://schemas.openxmlformats.org/drawingml/2006/lockedCanvas" xmlns:dgm="http://schemas.openxmlformats.org/drawingml/2006/diagram" xmlns:wps="http://schemas.microsoft.com/office/word/2010/wordprocessingShape" xmlns:wpg="http://schemas.microsoft.com/office/word/2010/wordprocessingGroup" xmlns:w14="http://schemas.microsoft.com/office/word/2010/wordml" xmlns:w15="http://schemas.microsoft.com/office/word/2012/wordml" xmlns:w16="http://schemas.microsoft.com/office/word/2018/wordml" xmlns:w16cex="http://schemas.microsoft.com/office/word/2018/wordml/cex" xmlns:w16cid="http://schemas.microsoft.com/office/word/2016/wordml/cid" xmlns="http://schemas.microsoft.com/office/tasks/2019/documenttasks" xmlns:cr="http://schemas.microsoft.com/office/comments/2020/reactions">
+<w:styles xmlns:wp14="http://schemas.microsoft.com/office/word/2010/wordprocessingDrawing" xmlns:mc="http://schemas.openxmlformats.org/markup-compatibility/2006" xmlns:o="urn:schemas-microsoft-com:office:office" xmlns:r="http://schemas.openxmlformats.org/officeDocument/2006/relationships" xmlns:m="http://schemas.openxmlformats.org/officeDocument/2006/math" xmlns:v="urn:schemas-microsoft-com:vml" xmlns:wp="http://schemas.openxmlformats.org/drawingml/2006/wordprocessingDrawing" xmlns:w10="urn:schemas-microsoft-com:office:word" xmlns:w="http://schemas.openxmlformats.org/wordprocessingml/2006/main" xmlns:wne="http://schemas.microsoft.com/office/word/2006/wordml" xmlns:sl="http://schemas.openxmlformats.org/schemaLibrary/2006/main" xmlns:a="http://schemas.openxmlformats.org/drawingml/2006/main" xmlns:pic="http://schemas.openxmlformats.org/drawingml/2006/picture" xmlns:c="http://schemas.openxmlformats.org/drawingml/2006/chart" xmlns:lc="http://schemas.openxmlformats.org/drawingml/2006/lockedCanvas" xmlns:dgm="http://schemas.openxmlformats.org/drawingml/2006/diagram" xmlns:wps="http://schemas.microsoft.com/office/word/2010/wordprocessingShape" xmlns:wpg="http://schemas.microsoft.com/office/word/2010/wordprocessingGroup" xmlns:w14="http://schemas.microsoft.com/office/word/2010/wordml" xmlns:w15="http://schemas.microsoft.com/office/word/2012/wordml" xmlns:w16="http://schemas.microsoft.com/office/word/2018/wordml" xmlns:w16cex="http://schemas.microsoft.com/office/word/2018/wordml/cex" xmlns:w16cid="http://schemas.microsoft.com/office/word/2016/wordml/cid" xmlns="http://schemas.microsoft.com/office/tasks/2019/documenttasks" xmlns:cr="http://schemas.microsoft.com/office/comments/2020/reactions" mc:Ignorable="wp14">
   <w:docDefaults>
     <w:rPrDefault>
       <w:rPr>
-        <w:rFonts w:ascii="Arial" w:cs="Arial" w:eastAsia="Arial" w:hAnsi="Arial"/>
+        <w:rFonts w:ascii="Arial" w:hAnsi="Arial" w:eastAsia="Arial" w:cs="Arial"/>
         <w:sz w:val="22"/>
         <w:szCs w:val="22"/>
         <w:lang w:val="en"/>
@@ -1028,7 +1330,7 @@
     </w:pPrDefault>
   </w:docDefaults>
   <w:style w:type="table" w:styleId="TableNormal" w:default="1">
-    <w:name w:val="TableNormal"/>
+    <w:name w:val="Normal Table"/>
     <w:tblPr>
       <w:tblCellMar>
         <w:top w:w="100.0" w:type="dxa"/>
@@ -1039,7 +1341,7 @@
     </w:tblPr>
   </w:style>
   <w:style w:type="paragraph" w:styleId="Normal" w:default="1">
-    <w:name w:val="normal"/>
+    <w:name w:val="Normal"/>
   </w:style>
   <w:style w:type="paragraph" w:styleId="Heading1">
     <w:name w:val="heading 1"/>
@@ -1049,7 +1351,7 @@
       <w:keepNext w:val="1"/>
       <w:keepLines w:val="1"/>
       <w:pageBreakBefore w:val="0"/>
-      <w:spacing w:after="120" w:before="400" w:lineRule="auto"/>
+      <w:spacing w:before="400" w:after="120" w:lineRule="auto"/>
     </w:pPr>
     <w:rPr>
       <w:sz w:val="40"/>
@@ -1064,7 +1366,7 @@
       <w:keepNext w:val="1"/>
       <w:keepLines w:val="1"/>
       <w:pageBreakBefore w:val="0"/>
-      <w:spacing w:after="120" w:before="360" w:lineRule="auto"/>
+      <w:spacing w:before="360" w:after="120" w:lineRule="auto"/>
     </w:pPr>
     <w:rPr>
       <w:b w:val="0"/>
@@ -1081,7 +1383,7 @@
       <w:keepNext w:val="1"/>
       <w:keepLines w:val="1"/>
       <w:pageBreakBefore w:val="0"/>
-      <w:spacing w:after="80" w:before="320" w:lineRule="auto"/>
+      <w:spacing w:before="320" w:after="80" w:lineRule="auto"/>
     </w:pPr>
     <w:rPr>
       <w:b w:val="0"/>
@@ -1099,7 +1401,7 @@
       <w:keepNext w:val="1"/>
       <w:keepLines w:val="1"/>
       <w:pageBreakBefore w:val="0"/>
-      <w:spacing w:after="80" w:before="280" w:lineRule="auto"/>
+      <w:spacing w:before="280" w:after="80" w:lineRule="auto"/>
     </w:pPr>
     <w:rPr>
       <w:color w:val="666666"/>
@@ -1115,7 +1417,7 @@
       <w:keepNext w:val="1"/>
       <w:keepLines w:val="1"/>
       <w:pageBreakBefore w:val="0"/>
-      <w:spacing w:after="80" w:before="240" w:lineRule="auto"/>
+      <w:spacing w:before="240" w:after="80" w:lineRule="auto"/>
     </w:pPr>
     <w:rPr>
       <w:color w:val="666666"/>
@@ -1131,7 +1433,7 @@
       <w:keepNext w:val="1"/>
       <w:keepLines w:val="1"/>
       <w:pageBreakBefore w:val="0"/>
-      <w:spacing w:after="80" w:before="240" w:lineRule="auto"/>
+      <w:spacing w:before="240" w:after="80" w:lineRule="auto"/>
     </w:pPr>
     <w:rPr>
       <w:i w:val="1"/>
@@ -1149,7 +1451,7 @@
       <w:keepNext w:val="1"/>
       <w:keepLines w:val="1"/>
       <w:pageBreakBefore w:val="0"/>
-      <w:spacing w:after="60" w:before="0" w:lineRule="auto"/>
+      <w:spacing w:before="0" w:after="60" w:lineRule="auto"/>
     </w:pPr>
     <w:rPr>
       <w:sz w:val="52"/>
@@ -1164,10 +1466,10 @@
       <w:keepNext w:val="1"/>
       <w:keepLines w:val="1"/>
       <w:pageBreakBefore w:val="0"/>
-      <w:spacing w:after="320" w:before="0" w:lineRule="auto"/>
+      <w:spacing w:before="0" w:after="320" w:lineRule="auto"/>
     </w:pPr>
     <w:rPr>
-      <w:rFonts w:ascii="Arial" w:cs="Arial" w:eastAsia="Arial" w:hAnsi="Arial"/>
+      <w:rFonts w:ascii="Arial" w:hAnsi="Arial" w:eastAsia="Arial" w:cs="Arial"/>
       <w:i w:val="0"/>
       <w:iCs w:val="0"/>
       <w:color w:val="666666"/>
